--- a/cv/CV_Malwandla_Hlongwane_SoftwareWebDev.docx
+++ b/cv/CV_Malwandla_Hlongwane_SoftwareWebDev.docx
@@ -75,7 +75,7 @@
         </w:rPr>
         <w:t xml:space="preserve">  |  </w:t>
       </w:r>
-      <w:hyperlink w:history="1" r:id="rIdoiae5sftnzjv6bzqqzsfy">
+      <w:hyperlink w:history="1" r:id="rIdzk6lr8ousbva_bwvf1g6k">
         <w:r>
           <w:rPr>
             <w:rFonts w:ascii="Calibri" w:cs="Calibri" w:eastAsia="Calibri" w:hAnsi="Calibri"/>
@@ -103,7 +103,7 @@
         </w:rPr>
         <w:t xml:space="preserve">Portfolio: </w:t>
       </w:r>
-      <w:hyperlink w:history="1" r:id="rId-qfrwqvv0psdgtdavoobe">
+      <w:hyperlink w:history="1" r:id="rIdcr2s0swu3kxbfzuqhhuot">
         <w:r>
           <w:rPr>
             <w:rFonts w:ascii="Calibri" w:cs="Calibri" w:eastAsia="Calibri" w:hAnsi="Calibri"/>
@@ -135,7 +135,7 @@
         </w:rPr>
         <w:t xml:space="preserve">GitHub: </w:t>
       </w:r>
-      <w:hyperlink w:history="1" r:id="rIdkzinvtov5yeokm95nf4ug">
+      <w:hyperlink w:history="1" r:id="rIddofyv6krucic1o5vozdyc">
         <w:r>
           <w:rPr>
             <w:rFonts w:ascii="Calibri" w:cs="Calibri" w:eastAsia="Calibri" w:hAnsi="Calibri"/>
@@ -163,7 +163,7 @@
         </w:rPr>
         <w:t xml:space="preserve">LinkedIn: </w:t>
       </w:r>
-      <w:hyperlink w:history="1" r:id="rId4egbflw6ui4vf0q_qotpx">
+      <w:hyperlink w:history="1" r:id="rIdrbdyp688fyxfhmpkxtam3">
         <w:r>
           <w:rPr>
             <w:rFonts w:ascii="Calibri" w:cs="Calibri" w:eastAsia="Calibri" w:hAnsi="Calibri"/>
@@ -679,7 +679,7 @@
         </w:rPr>
         <w:t xml:space="preserve">GitHub: </w:t>
       </w:r>
-      <w:hyperlink w:history="1" r:id="rIddycjx2w6re39zn-owrl7n">
+      <w:hyperlink w:history="1" r:id="rIdcpsczyqpriwuzazzh65gq">
         <w:r>
           <w:rPr>
             <w:rFonts w:ascii="Calibri" w:cs="Calibri" w:eastAsia="Calibri" w:hAnsi="Calibri"/>
@@ -709,9 +709,9 @@
           <w:sz w:val="21"/>
           <w:szCs w:val="21"/>
         </w:rPr>
-        <w:t xml:space="preserve">Live demo: </w:t>
-      </w:r>
-      <w:hyperlink w:history="1" r:id="rId5xqkl-yurnz5h7yoxeya5">
+        <w:t xml:space="preserve">Live site: </w:t>
+      </w:r>
+      <w:hyperlink w:history="1" r:id="rIdmrlxprujba95w-vnfzytm">
         <w:r>
           <w:rPr>
             <w:rFonts w:ascii="Calibri" w:cs="Calibri" w:eastAsia="Calibri" w:hAnsi="Calibri"/>
@@ -720,7 +720,7 @@
             <w:szCs w:val="21"/>
             <w:u w:val="single"/>
           </w:rPr>
-          <w:t xml:space="preserve">taskify-frontend-ol07.onrender.com</w:t>
+          <w:t xml:space="preserve">taskify-marketplace.co.za</w:t>
         </w:r>
       </w:hyperlink>
     </w:p>
@@ -899,7 +899,7 @@
         </w:rPr>
         <w:t xml:space="preserve">GitHub: </w:t>
       </w:r>
-      <w:hyperlink w:history="1" r:id="rIdshgufsfyrd-tfzawocdkx">
+      <w:hyperlink w:history="1" r:id="rId4myx3jc56r6kq0t5k2mqs">
         <w:r>
           <w:rPr>
             <w:rFonts w:ascii="Calibri" w:cs="Calibri" w:eastAsia="Calibri" w:hAnsi="Calibri"/>
@@ -1067,7 +1067,7 @@
         </w:rPr>
         <w:t xml:space="preserve">GitHub: </w:t>
       </w:r>
-      <w:hyperlink w:history="1" r:id="rId1nacb0e1jvtllmjqwvgvu">
+      <w:hyperlink w:history="1" r:id="rIdvn9wvkrkeyzb7azkd23w_">
         <w:r>
           <w:rPr>
             <w:rFonts w:ascii="Calibri" w:cs="Calibri" w:eastAsia="Calibri" w:hAnsi="Calibri"/>
@@ -1236,7 +1236,7 @@
         </w:rPr>
         <w:t xml:space="preserve">GitHub: </w:t>
       </w:r>
-      <w:hyperlink w:history="1" r:id="rIdn40ioejmcnxvnlsti1xph">
+      <w:hyperlink w:history="1" r:id="rIdxfa60di8js1ndndlcjyzq">
         <w:r>
           <w:rPr>
             <w:rFonts w:ascii="Calibri" w:cs="Calibri" w:eastAsia="Calibri" w:hAnsi="Calibri"/>
@@ -1364,7 +1364,7 @@
         </w:rPr>
         <w:t xml:space="preserve">GitHub: </w:t>
       </w:r>
-      <w:hyperlink w:history="1" r:id="rIdr_luf-pztk8xnbeeutjnj">
+      <w:hyperlink w:history="1" r:id="rIdztkanqrdtagegc9d3z12e">
         <w:r>
           <w:rPr>
             <w:rFonts w:ascii="Calibri" w:cs="Calibri" w:eastAsia="Calibri" w:hAnsi="Calibri"/>
